--- a/www/content/abdomen-pelvis/Surgical anatomy of stomach.docx
+++ b/www/content/abdomen-pelvis/Surgical anatomy of stomach.docx
@@ -3,55 +3,17 @@
 <w:document xmlns:wpc="http://schemas.microsoft.com/office/word/2010/wordprocessingCanvas" xmlns:cx="http://schemas.microsoft.com/office/drawing/2014/chartex" xmlns:cx1="http://schemas.microsoft.com/office/drawing/2015/9/8/chartex" xmlns:cx2="http://schemas.microsoft.com/office/drawing/2015/10/21/chartex" xmlns:cx3="http://schemas.microsoft.com/office/drawing/2016/5/9/chartex" xmlns:cx4="http://schemas.microsoft.com/office/drawing/2016/5/10/chartex" xmlns:cx5="http://schemas.microsoft.com/office/drawing/2016/5/11/chartex" xmlns:cx6="http://schemas.microsoft.com/office/drawing/2016/5/12/chartex" xmlns:cx7="http://schemas.microsoft.com/office/drawing/2016/5/13/chartex" xmlns:cx8="http://schemas.microsoft.com/office/drawing/2016/5/14/chartex" xmlns:mc="http://schemas.openxmlformats.org/markup-compatibility/2006" xmlns:aink="http://schemas.microsoft.com/office/drawing/2016/ink" xmlns:am3d="http://schemas.microsoft.com/office/drawing/2017/model3d" xmlns:o="urn:schemas-microsoft-com:office:office" xmlns:oel="http://schemas.microsoft.com/office/2019/extlst" xmlns:r="http://schemas.openxmlformats.org/officeDocument/2006/relationships" xmlns:m="http://schemas.openxmlformats.org/officeDocument/2006/math" xmlns:v="urn:schemas-microsoft-com:vml" xmlns:wp14="http://schemas.microsoft.com/office/word/2010/wordprocessingDrawing" xmlns:wp="http://schemas.openxmlformats.org/drawingml/2006/wordprocessingDrawing" xmlns:w10="urn:schemas-microsoft-com:office:word" xmlns:w="http://schemas.openxmlformats.org/wordprocessingml/2006/main" xmlns:w14="http://schemas.microsoft.com/office/word/2010/wordml" xmlns:w15="http://schemas.microsoft.com/office/word/2012/wordml" xmlns:w16cex="http://schemas.microsoft.com/office/word/2018/wordml/cex" xmlns:w16cid="http://schemas.microsoft.com/office/word/2016/wordml/cid" xmlns:w16="http://schemas.microsoft.com/office/word/2018/wordml" xmlns:w16du="http://schemas.microsoft.com/office/word/2023/wordml/word16du" xmlns:w16sdtdh="http://schemas.microsoft.com/office/word/2020/wordml/sdtdatahash" xmlns:w16sdtfl="http://schemas.microsoft.com/office/word/2024/wordml/sdtformatlock" xmlns:w16se="http://schemas.microsoft.com/office/word/2015/wordml/symex" xmlns:wpg="http://schemas.microsoft.com/office/word/2010/wordprocessingGroup" xmlns:wpi="http://schemas.microsoft.com/office/word/2010/wordprocessingInk" xmlns:wne="http://schemas.microsoft.com/office/word/2006/wordml" xmlns:wps="http://schemas.microsoft.com/office/word/2010/wordprocessingShape" mc:Ignorable="w14 w15 w16se w16cid w16 w16cex w16sdtdh w16sdtfl w16du wp14">
   <w:body>
     <w:p>
-      <w:r>
-        <w:t>Specific learning objectives</w:t>
-      </w:r>
-    </w:p>
-    <w:p>
-      <w:pPr>
-        <w:numPr>
-          <w:ilvl w:val="0"/>
-          <w:numId w:val="2"/>
-        </w:numPr>
-      </w:pPr>
-      <w:r>
-        <w:t>To name and mark the parts of the stomach</w:t>
-      </w:r>
-    </w:p>
-    <w:p>
-      <w:pPr>
-        <w:numPr>
-          <w:ilvl w:val="0"/>
-          <w:numId w:val="2"/>
-        </w:numPr>
-      </w:pPr>
-      <w:r>
-        <w:t>To mark the orifices of the stomach</w:t>
-      </w:r>
-    </w:p>
-    <w:p>
-      <w:pPr>
-        <w:numPr>
-          <w:ilvl w:val="0"/>
-          <w:numId w:val="2"/>
-        </w:numPr>
-      </w:pPr>
-      <w:r>
-        <w:t>To enumerate the arteries supplying the stomach</w:t>
-      </w:r>
-    </w:p>
-    <w:p>
-      <w:pPr>
-        <w:numPr>
-          <w:ilvl w:val="0"/>
-          <w:numId w:val="2"/>
-        </w:numPr>
-      </w:pPr>
-      <w:r>
-        <w:t>To appreciate the nerve supply of stomach</w:t>
-      </w:r>
-    </w:p>
-    <w:p>
+      <w:pPr>
+        <w:pStyle w:val="Heading1"/>
+      </w:pPr>
+      <w:r>
+        <w:t xml:space="preserve">Surgical anatomy of stomach </w:t>
+      </w:r>
+    </w:p>
+    <w:p>
+      <w:pPr>
+        <w:pStyle w:val="Heading2"/>
+      </w:pPr>
       <w:r>
         <w:t>Curvatures of stomach - lesser and greater</w:t>
       </w:r>
@@ -112,7 +74,11 @@
       </w:r>
     </w:p>
     <w:p>
-      <w:r>
+      <w:pPr>
+        <w:pStyle w:val="Heading2"/>
+      </w:pPr>
+      <w:r>
+        <w:lastRenderedPageBreak/>
         <w:t>Orifices of stomach - cardiac and pyloric</w:t>
       </w:r>
     </w:p>
@@ -121,7 +87,6 @@
         <w:rPr>
           <w:noProof/>
         </w:rPr>
-        <w:lastRenderedPageBreak/>
         <w:drawing>
           <wp:inline distT="0" distB="0" distL="0" distR="0" wp14:anchorId="28A11310" wp14:editId="2001287F">
             <wp:extent cx="5731510" cy="4158615"/>
@@ -173,8 +138,15 @@
       </w:r>
     </w:p>
     <w:p>
-      <w:r>
-        <w:t>parts of stomach - fundus, body and pylorus</w:t>
+      <w:pPr>
+        <w:pStyle w:val="Heading2"/>
+      </w:pPr>
+      <w:r>
+        <w:lastRenderedPageBreak/>
+        <w:t>P</w:t>
+      </w:r>
+      <w:r>
+        <w:t>arts of stomach - fundus, body and pylorus</w:t>
       </w:r>
     </w:p>
     <w:p>
@@ -233,6 +205,9 @@
       </w:r>
     </w:p>
     <w:p>
+      <w:pPr>
+        <w:pStyle w:val="Heading2"/>
+      </w:pPr>
       <w:r>
         <w:lastRenderedPageBreak/>
         <w:t>Anterior relations - liver and anterior abdominal wall</w:t>
@@ -294,6 +269,9 @@
       </w:r>
     </w:p>
     <w:p>
+      <w:pPr>
+        <w:pStyle w:val="Heading2"/>
+      </w:pPr>
       <w:r>
         <w:t>Stomach bed</w:t>
       </w:r>
@@ -356,13 +334,27 @@
     <w:p>
       <w:r>
         <w:lastRenderedPageBreak/>
-        <w:t xml:space="preserve">Attachment of lesser </w:t>
-      </w:r>
-      <w:proofErr w:type="spellStart"/>
-      <w:r>
-        <w:t>omentum</w:t>
-      </w:r>
-      <w:proofErr w:type="spellEnd"/>
+        <w:t xml:space="preserve">[TIP]learn to draw the diagram </w:t>
+      </w:r>
+    </w:p>
+    <w:p>
+      <w:r>
+        <w:t>[YOUTUBE]</w:t>
+      </w:r>
+      <w:r>
+        <w:t xml:space="preserve"> </w:t>
+      </w:r>
+      <w:r>
+        <w:t>https://www.youtube.com/watch?v=OVwGqLcaLgE</w:t>
+      </w:r>
+    </w:p>
+    <w:p>
+      <w:pPr>
+        <w:pStyle w:val="Heading2"/>
+      </w:pPr>
+      <w:r>
+        <w:t>Attachment of lesser omentum</w:t>
+      </w:r>
     </w:p>
     <w:p>
       <w:r>
@@ -433,8 +425,10 @@
     <w:p/>
     <w:p/>
     <w:p>
-      <w:r>
-        <w:lastRenderedPageBreak/>
+      <w:pPr>
+        <w:pStyle w:val="Heading2"/>
+      </w:pPr>
+      <w:r>
         <w:t>Parietal cells and acid production</w:t>
       </w:r>
     </w:p>
@@ -494,14 +488,13 @@
       </w:r>
     </w:p>
     <w:p>
-      <w:r>
-        <w:t xml:space="preserve">Attachment of greater </w:t>
-      </w:r>
-      <w:proofErr w:type="spellStart"/>
-      <w:r>
-        <w:t>omentum</w:t>
-      </w:r>
-      <w:proofErr w:type="spellEnd"/>
+      <w:pPr>
+        <w:pStyle w:val="Heading2"/>
+      </w:pPr>
+      <w:r>
+        <w:lastRenderedPageBreak/>
+        <w:t>Attachment of greater omentum</w:t>
+      </w:r>
     </w:p>
     <w:p>
       <w:r>
@@ -559,6 +552,9 @@
       </w:r>
     </w:p>
     <w:p>
+      <w:pPr>
+        <w:pStyle w:val="Heading2"/>
+      </w:pPr>
       <w:r>
         <w:lastRenderedPageBreak/>
         <w:t>Gastrin production and mucus</w:t>
@@ -620,6 +616,9 @@
       </w:r>
     </w:p>
     <w:p>
+      <w:pPr>
+        <w:pStyle w:val="Heading2"/>
+      </w:pPr>
       <w:r>
         <w:t>Veins of stomach drain into portal vein</w:t>
       </w:r>
@@ -682,6 +681,9 @@
     <w:p>
       <w:r>
         <w:lastRenderedPageBreak/>
+        <w:t>[TIP]</w:t>
+      </w:r>
+      <w:r>
         <w:t xml:space="preserve">Two </w:t>
       </w:r>
       <w:proofErr w:type="spellStart"/>
@@ -747,6 +749,195 @@
             </a:graphic>
           </wp:inline>
         </w:drawing>
+      </w:r>
+    </w:p>
+    <w:p>
+      <w:r>
+        <w:t>___MCQ_START___</w:t>
+      </w:r>
+    </w:p>
+    <w:p>
+      <w:r>
+        <w:t xml:space="preserve">Q1. </w:t>
+      </w:r>
+      <w:r>
+        <w:t>The pylorus of the stomach is best described as:</w:t>
+      </w:r>
+      <w:r>
+        <w:br/>
+        <w:t xml:space="preserve">A. Proximal part connected to </w:t>
+      </w:r>
+      <w:proofErr w:type="spellStart"/>
+      <w:r>
+        <w:t>esophagus</w:t>
+      </w:r>
+      <w:proofErr w:type="spellEnd"/>
+      <w:r>
+        <w:br/>
+        <w:t>B. Dome-shaped superior part</w:t>
+      </w:r>
+      <w:r>
+        <w:br/>
+        <w:t>C. Main central region</w:t>
+      </w:r>
+      <w:r>
+        <w:br/>
+        <w:t xml:space="preserve">D. Distal part connecting stomach to </w:t>
+      </w:r>
+      <w:proofErr w:type="gramStart"/>
+      <w:r>
+        <w:t>duodenum[</w:t>
+      </w:r>
+      <w:proofErr w:type="gramEnd"/>
+      <w:r>
+        <w:t>CORRECT]</w:t>
+      </w:r>
+    </w:p>
+    <w:p>
+      <w:r>
+        <w:t>____</w:t>
+      </w:r>
+    </w:p>
+    <w:p>
+      <w:r>
+        <w:t>Q</w:t>
+      </w:r>
+      <w:r>
+        <w:t>2</w:t>
+      </w:r>
+      <w:r>
+        <w:t>. The lesser curvature of the stomach:</w:t>
+      </w:r>
+      <w:r>
+        <w:br/>
+        <w:t>A. Forms the long convex border</w:t>
+      </w:r>
+      <w:r>
+        <w:br/>
+        <w:t>B. Lies on the left side</w:t>
+      </w:r>
+      <w:r>
+        <w:br/>
+        <w:t xml:space="preserve">C. </w:t>
+      </w:r>
+      <w:r>
+        <w:rPr>
+          <w:b/>
+          <w:bCs/>
+        </w:rPr>
+        <w:t xml:space="preserve">Forms the short concave medial </w:t>
+      </w:r>
+      <w:proofErr w:type="gramStart"/>
+      <w:r>
+        <w:rPr>
+          <w:b/>
+          <w:bCs/>
+        </w:rPr>
+        <w:t>border</w:t>
+      </w:r>
+      <w:r>
+        <w:t>[</w:t>
+      </w:r>
+      <w:proofErr w:type="gramEnd"/>
+      <w:r>
+        <w:t>CORRECT]</w:t>
+      </w:r>
+      <w:r>
+        <w:br/>
+        <w:t>D. Is supplied only by short gastric arteries</w:t>
+      </w:r>
+    </w:p>
+    <w:p>
+      <w:r>
+        <w:t>____</w:t>
+      </w:r>
+    </w:p>
+    <w:p>
+      <w:r>
+        <w:t>Q</w:t>
+      </w:r>
+      <w:r>
+        <w:t>3</w:t>
+      </w:r>
+      <w:r>
+        <w:t>. The pyloric sphincter is functionally important because it:</w:t>
+      </w:r>
+      <w:r>
+        <w:br/>
+        <w:t xml:space="preserve">A. Prevents reflux into </w:t>
+      </w:r>
+      <w:proofErr w:type="spellStart"/>
+      <w:r>
+        <w:t>esophagus</w:t>
+      </w:r>
+      <w:proofErr w:type="spellEnd"/>
+      <w:r>
+        <w:br/>
+        <w:t>B. Produces gastric acid</w:t>
+      </w:r>
+      <w:r>
+        <w:br/>
+      </w:r>
+      <w:r>
+        <w:lastRenderedPageBreak/>
+        <w:t>C. Controls entry of food into stomach</w:t>
+      </w:r>
+      <w:r>
+        <w:br/>
+        <w:t xml:space="preserve">D. Controls passage of chyme into </w:t>
+      </w:r>
+      <w:proofErr w:type="gramStart"/>
+      <w:r>
+        <w:t>duodenum[</w:t>
+      </w:r>
+      <w:proofErr w:type="gramEnd"/>
+      <w:r>
+        <w:t>CORRECT]</w:t>
+      </w:r>
+    </w:p>
+    <w:p>
+      <w:r>
+        <w:t>____</w:t>
+      </w:r>
+    </w:p>
+    <w:p>
+      <w:r>
+        <w:t>Q</w:t>
+      </w:r>
+      <w:r>
+        <w:t>4</w:t>
+      </w:r>
+      <w:r>
+        <w:t>. The fundus of the stomach is:</w:t>
+      </w:r>
+      <w:r>
+        <w:br/>
+        <w:t>A. Inferior to pylorus</w:t>
+      </w:r>
+      <w:r>
+        <w:br/>
+        <w:t>B. Located to the right of cardia</w:t>
+      </w:r>
+      <w:r>
+        <w:br/>
+        <w:t xml:space="preserve">C. Dome-shaped part superior and left to </w:t>
+      </w:r>
+      <w:proofErr w:type="gramStart"/>
+      <w:r>
+        <w:t>cardia[</w:t>
+      </w:r>
+      <w:proofErr w:type="gramEnd"/>
+      <w:r>
+        <w:t>CORRECT]</w:t>
+      </w:r>
+      <w:r>
+        <w:br/>
+        <w:t>D. Continuous with duodenum</w:t>
+      </w:r>
+    </w:p>
+    <w:p>
+      <w:r>
+        <w:t>____MCQ_END____</w:t>
       </w:r>
     </w:p>
     <w:sectPr>
@@ -1496,7 +1687,6 @@
     <w:next w:val="Normal"/>
     <w:link w:val="Heading2Char"/>
     <w:uiPriority w:val="9"/>
-    <w:semiHidden/>
     <w:unhideWhenUsed/>
     <w:qFormat/>
     <w:rsid w:val="00307892"/>
@@ -1712,7 +1902,6 @@
     <w:basedOn w:val="DefaultParagraphFont"/>
     <w:link w:val="Heading2"/>
     <w:uiPriority w:val="9"/>
-    <w:semiHidden/>
     <w:rsid w:val="00307892"/>
     <w:rPr>
       <w:rFonts w:asciiTheme="majorHAnsi" w:eastAsiaTheme="majorEastAsia" w:hAnsiTheme="majorHAnsi" w:cstheme="majorBidi"/>
@@ -1982,6 +2171,17 @@
       <w:smallCaps/>
       <w:color w:val="0F4761" w:themeColor="accent1" w:themeShade="BF"/>
       <w:spacing w:val="5"/>
+    </w:rPr>
+  </w:style>
+  <w:style w:type="paragraph" w:styleId="NormalWeb">
+    <w:name w:val="Normal (Web)"/>
+    <w:basedOn w:val="Normal"/>
+    <w:uiPriority w:val="99"/>
+    <w:semiHidden/>
+    <w:unhideWhenUsed/>
+    <w:rsid w:val="006F45E0"/>
+    <w:rPr>
+      <w:rFonts w:ascii="Times New Roman" w:hAnsi="Times New Roman" w:cs="Times New Roman"/>
     </w:rPr>
   </w:style>
 </w:styles>
